--- a/Documentos/Guia interna - Como funciona Dydi y el experimento.docx
+++ b/Documentos/Guia interna - Como funciona Dydi y el experimento.docx
@@ -42,7 +42,7 @@
           <w:sz w:val="20"/>
           <w:szCs w:val="20"/>
         </w:rPr>
-        <w:t xml:space="preserve">Actualizada al 17 de julio de 2026 · Documento interno (NO se entrega)</w:t>
+        <w:t xml:space="preserve">Actualizada al 29 de julio de 2026 · Documento interno (NO se entrega)</w:t>
       </w:r>
     </w:p>
     <w:p>
@@ -458,7 +458,7 @@
           <w:sz w:val="22"/>
           <w:szCs w:val="22"/>
         </w:rPr>
-        <w:t xml:space="preserve">existe un nivel ≤ 5 000 conexiones concurrentes donde el sistema incumple sus umbrales. Los umbrales se definieron ANTES de correr nada (esto es importante): fallos HTTP &lt; 5 %, conexiones WebSocket caídas &lt; 10 %, establecimiento de conexión WS P95 &lt; 2 s.</w:t>
+        <w:t xml:space="preserve">existe un nivel ≤ 5 000 conexiones concurrentes donde el sistema incumple sus umbrales. Los umbrales se definieron ANTES de correr nada (esto es importante) y son SEIS, todos codificados en el bloque thresholds del script de k6: latencia HTTP P95 &lt; 800 ms · latencia HTTP P99 &lt; 2 000 ms · fallos HTTP &lt; 5 % · establecimiento de conexión WS P95 &lt; 2 s · conexiones WebSocket caídas &lt; 10 % · checks correctos &gt; 95 %. OJO: hasta el 29 de julio esta guía y varios documentos listaban solo TRES de los seis, y omitían justamente el de 800 ms. Ese error es el origen de toda la confusión; lo que sale de ahí está en §7.1 y hay que sabérselo. Punto de quiebre (definición del protocolo §6.4): el menor nivel de carga cuya mediana de tres réplicas incumple DE FORMA SOSTENIDA al menos un umbral. Esas tres palabras en mayúsculas son las que hacen todo el trabajo.</w:t>
       </w:r>
     </w:p>
     <w:p>
@@ -648,7 +648,7 @@
                 <w:sz w:val="19"/>
                 <w:szCs w:val="19"/>
               </w:rPr>
-              <w:t xml:space="preserve">Un usuario falso generado por k6. 1 000 VUs = 1 000 personas usando la app a la vez.</w:t>
+              <w:t xml:space="preserve">Un usuario falso generado por k6. 1 000 VUs ≈ hasta 1 000 conexiones simultáneas. Cuidado con decir «1 000 personas»: todos los VUs usan UNA sola cuenta de prueba, así que la base de datos la tiene más fácil que en la vida real. Es una amenaza de constructo que ya declaramos en el paper — conviene decirla antes de que la pregunten.</w:t>
             </w:r>
           </w:p>
         </w:tc>
@@ -1959,7 +1959,7 @@
                 <w:sz w:val="19"/>
                 <w:szCs w:val="19"/>
               </w:rPr>
-              <w:t xml:space="preserve">—</w:t>
+              <w:t xml:space="preserve">&lt; 800 ms ✗ CRUZADO (§7.1)</w:t>
             </w:r>
           </w:p>
         </w:tc>
@@ -2842,6 +2842,114 @@
           <w:sz w:val="28"/>
           <w:szCs w:val="28"/>
         </w:rPr>
+        <w:t xml:space="preserve">7.1 El umbral de 800 ms a 100 VUs — lo que hay que saber decir</w:t>
+      </w:r>
+    </w:p>
+    <w:p>
+      <w:pPr>
+        <w:spacing w:after="140"/>
+      </w:pPr>
+      <w:r>
+        <w:rPr>
+          <w:b/>
+          <w:bCs/>
+          <w:color w:val="262626"/>
+          <w:sz w:val="22"/>
+          <w:szCs w:val="22"/>
+        </w:rPr>
+        <w:t xml:space="preserve">Qué pasó: </w:t>
+      </w:r>
+      <w:r>
+        <w:rPr>
+          <w:color w:val="262626"/>
+          <w:sz w:val="22"/>
+          <w:szCs w:val="22"/>
+        </w:rPr>
+        <w:t xml:space="preserve">a 100 VUs también cruzamos un umbral, y durante semanas eso no apareció en los documentos. La latencia HTTP P95 dio 826, 790 y 847 ms en las tres réplicas: mediana de 826 ms contra un límite de 800. Dos de tres por encima de la línea. Nadie lo inventó ni lo escondió: nuestro propio orquestador lo escribió en la bitácora (load-tests/results/matriz.log) con la etiqueta literal THRESHOLD-reventado(hallazgo), el mismo día de la corrida. Lo que falló fue trasladarlo a la prosa.</w:t>
+      </w:r>
+    </w:p>
+    <w:p>
+      <w:pPr>
+        <w:spacing w:after="140"/>
+      </w:pPr>
+      <w:r>
+        <w:rPr>
+          <w:b/>
+          <w:bCs/>
+          <w:color w:val="262626"/>
+          <w:sz w:val="22"/>
+          <w:szCs w:val="22"/>
+        </w:rPr>
+        <w:t xml:space="preserve">Por qué NO es el punto de quiebre (tres razones, en este orden): </w:t>
+      </w:r>
+      <w:r>
+        <w:rPr>
+          <w:color w:val="262626"/>
+          <w:sz w:val="22"/>
+          <w:szCs w:val="22"/>
+        </w:rPr>
+        <w:t xml:space="preserve">primera, el protocolo exige incumplimiento DE FORMA SOSTENIDA y este no lo es — el mismo nivel midió 404 ms en otra ventana horaria, con un código que solo difería en un endpoint de perfil de usuario y una vista de la web, nada de la ruta que se estaba midiendo; no es reproducible, es varianza de plataforma, o sea la amenaza de vecinos ruidosos que ya teníamos declarada. Segunda, la magnitud no se compara: pasarse 3 % en latencia sin un solo error en 21 924 peticiones, contra pasarse 139 % en caídas de conexión y 10 veces en tiempo de establecimiento. Tercera, la pregunta de investigación es sobre concurrencia de WebSockets, y ese es exactamente el plano que se rompe.</w:t>
+      </w:r>
+    </w:p>
+    <w:p>
+      <w:pPr>
+        <w:spacing w:after="140"/>
+      </w:pPr>
+      <w:r>
+        <w:rPr>
+          <w:b/>
+          <w:bCs/>
+          <w:color w:val="262626"/>
+          <w:sz w:val="22"/>
+          <w:szCs w:val="22"/>
+        </w:rPr>
+        <w:t xml:space="preserve">Cómo se dice en la defensa: </w:t>
+      </w:r>
+      <w:r>
+        <w:rPr>
+          <w:color w:val="262626"/>
+          <w:sz w:val="22"/>
+          <w:szCs w:val="22"/>
+        </w:rPr>
+        <w:t xml:space="preserve">«A 100 VUs sí cruzamos uno de los seis umbrales: la latencia HTTP P95 dio mediana de 826 ms contra un límite de 800, en dos de tres réplicas, y nuestro runner lo marcó como hallazgo en la bitácora. No lo tratamos como punto de quiebre porque el protocolo pide incumplimiento sostenido y el mismo nivel midió 404 ms en otra ventana sobre código equivalente: es varianza de plataforma, no límite del sistema. Y porque la magnitud no se compara: 3 % de exceso en latencia sin un solo error, contra 139 % de exceso en caídas. Lo que sí concluimos es que el presupuesto de latencia HTTP del free tier ya está agotado en el nivel más bajo que probamos, con la memoria al 10 %.»</w:t>
+      </w:r>
+    </w:p>
+    <w:p>
+      <w:pPr>
+        <w:spacing w:after="200"/>
+      </w:pPr>
+      <w:r>
+        <w:rPr>
+          <w:b/>
+          <w:bCs/>
+          <w:color w:val="262626"/>
+          <w:sz w:val="22"/>
+          <w:szCs w:val="22"/>
+        </w:rPr>
+        <w:t xml:space="preserve">El hallazgo que sale de aquí: </w:t>
+      </w:r>
+      <w:r>
+        <w:rPr>
+          <w:color w:val="262626"/>
+          <w:sz w:val="22"/>
+          <w:szCs w:val="22"/>
+        </w:rPr>
+        <w:t xml:space="preserve">esa última frase es el punto. Convertirlo en un segundo resultado —el free tier no tiene margen de latencia HTTP ni con 100 usuarios, y eso con la memoria al 10 %— es más interesante y más honesto que omitirlo, y es lo que blinda la defensa. Regla de la casa a partir de hoy: si un dato incómodo ya vive en nuestros artefactos crudos, se declara antes de que alguien lo encuentre.</w:t>
+      </w:r>
+    </w:p>
+    <w:p>
+      <w:pPr>
+        <w:pStyle w:val="Heading1"/>
+        <w:spacing w:after="160" w:before="320"/>
+      </w:pPr>
+      <w:r>
+        <w:rPr>
+          <w:b/>
+          <w:bCs/>
+          <w:color w:val="0B0B0B"/>
+          <w:sz w:val="28"/>
+          <w:szCs w:val="28"/>
+        </w:rPr>
         <w:t xml:space="preserve">8. Los 4 hallazgos operativos del free tier (el bonus del paper)</w:t>
       </w:r>
     </w:p>
@@ -2926,7 +3034,7 @@
           <w:sz w:val="22"/>
           <w:szCs w:val="22"/>
         </w:rPr>
-        <w:t xml:space="preserve">la instancia gratuita acumula crédito de CPU en reposo y lo quema bajo carga; una BD recién restaurada no rinde igual una hora después. Firma del colapso: RAM al tope + CPU ociosa + pool saturado.</w:t>
+        <w:t xml:space="preserve">la instancia gratuita acumula crédito de CPU en reposo y lo quema bajo carga; una BD recién restaurada no rinde igual una hora después. La FIRMA del colapso sí está medida: RAM al tope + CPU ociosa + pool saturado + tormenta de reconexiones. Pero el MECANISMO (los créditos) es hipótesis dominante, no hecho confirmado: la corrida de verificación que programamos en matriz.log —reposo nocturno y re-puente en la mañana— nunca se ejecutó. Dos trampas al decirlo en voz alta: (a) Supabase no publica el tipo de instancia, así que el «t3a.nano» es inferencia nuestra; (b) Supabase llama «Compute Credits» a los créditos de FACTURACIÓN y documenta que el plan gratuito no tiene ninguno, así que si decimos «créditos» a secas, quien consulte la documentación del proveedor va a creer que nos contradice. Hay que decir «créditos de CPU de una instancia con ráfaga, modelo AWS T3», donde la documentación de EC2 sí da los números: 6 créditos por hora, tope de 144.</w:t>
       </w:r>
     </w:p>
     <w:p>
@@ -3767,7 +3875,83 @@
           <w:sz w:val="22"/>
           <w:szCs w:val="22"/>
         </w:rPr>
-        <w:t xml:space="preserve">Medido: 100 conexiones concurrentes con holgura de un orden de magnitud. Traducido con la Ley de Little bajo supuestos declarados (sesiones ~5 min, ~1.5/día, 25 % en hora pico): ~3 200 usuarios activos diarios, ~400 grupos llenos. Y una cota independiente (la cuota de egreso con gzip) converge al mismo orden de magnitud. Lo reportamos como estimación condicionada, no como medición.</w:t>
+        <w:t xml:space="preserve">Medido: 100 conexiones concurrentes con holgura amplia en memoria, errores y estabilidad del canal en vivo — pero NO en latencia HTTP, que a ese mismo nivel ya roza su umbral (§7.1). Traducido con la Ley de Little bajo supuestos declarados (sesiones ~5 min, ~1.5/día, 25 % en hora pico): ~3 200 usuarios activos diarios, ~400 grupos llenos. Y una cota independiente (la cuota de egreso con gzip) converge al mismo orden de magnitud. Lo reportamos como estimación condicionada, no como medición.</w:t>
+      </w:r>
+    </w:p>
+    <w:p>
+      <w:pPr>
+        <w:spacing w:after="40"/>
+      </w:pPr>
+      <w:r>
+        <w:rPr>
+          <w:b/>
+          <w:bCs/>
+          <w:color w:val="262626"/>
+          <w:sz w:val="22"/>
+          <w:szCs w:val="22"/>
+        </w:rPr>
+        <w:t xml:space="preserve">P: A 100 VUs su propia tabla dice 826 ms contra un umbral de 800. ¿Entonces el punto de quiebre no está en 100?</w:t>
+      </w:r>
+    </w:p>
+    <w:p>
+      <w:pPr>
+        <w:spacing w:after="180"/>
+      </w:pPr>
+      <w:r>
+        <w:rPr>
+          <w:b/>
+          <w:bCs/>
+          <w:color w:val="262626"/>
+          <w:sz w:val="22"/>
+          <w:szCs w:val="22"/>
+        </w:rPr>
+        <w:t xml:space="preserve">R: </w:t>
+      </w:r>
+      <w:r>
+        <w:rPr>
+          <w:color w:val="262626"/>
+          <w:sz w:val="22"/>
+          <w:szCs w:val="22"/>
+        </w:rPr>
+        <w:t xml:space="preserve">Cruzamos ese umbral, sí, y está marcado como hallazgo en nuestra bitácora desde el día de la corrida. No es el punto de quiebre porque el protocolo (§6.4) exige incumplimiento sostenido: el mismo nivel midió 404 ms en otra ventana sobre código equivalente, así que no es reproducible — es la varianza de plataforma que declaramos como amenaza. Y la magnitud no se compara: 3 % de exceso en latencia con 0 errores en 21 924 peticiones, contra 139 % de exceso en caídas de conexión. Lo que sí sostenemos es el hallazgo derivado: el presupuesto de latencia HTTP del free tier ya está agotado en el nivel más bajo probado, con la memoria al 10 %. Detalle completo en §7.1.</w:t>
+      </w:r>
+    </w:p>
+    <w:p>
+      <w:pPr>
+        <w:spacing w:after="40"/>
+      </w:pPr>
+      <w:r>
+        <w:rPr>
+          <w:b/>
+          <w:bCs/>
+          <w:color w:val="262626"/>
+          <w:sz w:val="22"/>
+          <w:szCs w:val="22"/>
+        </w:rPr>
+        <w:t xml:space="preserve">P: El establecimiento de ~20 s, ¿incluye las conexiones que nunca lograron abrir?</w:t>
+      </w:r>
+    </w:p>
+    <w:p>
+      <w:pPr>
+        <w:spacing w:after="180"/>
+      </w:pPr>
+      <w:r>
+        <w:rPr>
+          <w:b/>
+          <w:bCs/>
+          <w:color w:val="262626"/>
+          <w:sz w:val="22"/>
+          <w:szCs w:val="22"/>
+        </w:rPr>
+        <w:t xml:space="preserve">R: </w:t>
+      </w:r>
+      <w:r>
+        <w:rPr>
+          <w:color w:val="262626"/>
+          <w:sz w:val="22"/>
+          <w:szCs w:val="22"/>
+        </w:rPr>
+        <w:t xml:space="preserve">No, y el sesgo va en nuestra contra, no a nuestro favor. k6 registra ws_connect_time solo cuando el socket llega a abrirse, así que los ~20 s describen a las que SÍ conectaron y excluyen al 23.87 % que se cayó: el costo real de establecimiento es peor que el que publicamos. Con la tasa de caídas pasa algo parecido — una misma sesión puede aportar dos observaciones al denominador (una al abrir y otra al fallar), así que 23.87 % subestima la caída real por sesión. Los dos sesgos apuntan en la misma dirección: el hallazgo es más grave de lo reportado, nunca menos. Preferimos decirlo nosotros antes que ser corregidos.</w:t>
       </w:r>
     </w:p>
     <w:p>
